--- a/EXPORTS/DOCX/published/niveau2/English/Indonesia.docx
+++ b/EXPORTS/DOCX/published/niveau2/English/Indonesia.docx
@@ -1592,21 +1592,13 @@
       </w:r>
       <w:r>
         <w:rPr>
-          <w:u w:val="single" w:color="0000ff"/>
           <w:rFonts w:ascii="Charis SIL Regular" w:hAnsi="Charis SIL Regular" w:eastAsia="Charis SIL Regular"/>
           <w:b w:val="0"/>
           <w:i w:val="0"/>
           <w:color w:val="000000"/>
           <w:sz w:val="24"/>
         </w:rPr>
-        <w:hyperlink r:id="rId14" w:history="1">
-          <w:r>
-            <w:rPr>
-              <w:rStyle w:val="Hyperlink"/>
-            </w:rPr>
-            <w:t>nation</w:t>
-          </w:r>
-        </w:hyperlink>
+        <w:t>nation</w:t>
       </w:r>
       <w:r>
         <w:rPr>
@@ -2789,7 +2781,7 @@
           <w:sz w:val="24"/>
           <w:u w:val="single"/>
         </w:rPr>
-        <w:hyperlink r:id="rId21" w:history="1">
+        <w:hyperlink r:id="rId10" w:history="1">
           <w:r>
             <w:rPr>
               <w:rStyle w:val="Hyperlink"/>
@@ -2818,7 +2810,7 @@
           <w:sz w:val="24"/>
           <w:u w:val="single"/>
         </w:rPr>
-        <w:hyperlink r:id="rId21" w:history="1">
+        <w:hyperlink r:id="rId10" w:history="1">
           <w:r>
             <w:rPr>
               <w:rStyle w:val="Hyperlink"/>
@@ -2836,7 +2828,7 @@
           <w:sz w:val="24"/>
           <w:u w:val="single"/>
         </w:rPr>
-        <w:hyperlink r:id="rId10" w:history="1">
+        <w:hyperlink r:id="rId21" w:history="1">
           <w:r>
             <w:rPr>
               <w:rStyle w:val="Hyperlink"/>
@@ -2852,9 +2844,8 @@
           <w:i w:val="0"/>
           <w:color w:val="0000FF"/>
           <w:sz w:val="24"/>
-          <w:u w:val="single"/>
-        </w:rPr>
-        <w:t xml:space="preserve"> </w:t>
+        </w:rPr>
+        <w:t xml:space="preserve"> Asian a</w:t>
       </w:r>
       <w:r>
         <w:rPr>
@@ -2870,9 +2861,20 @@
             <w:rPr>
               <w:rStyle w:val="Hyperlink"/>
             </w:rPr>
-            <w:t>As</w:t>
+            <w:t>nd</w:t>
           </w:r>
         </w:hyperlink>
+      </w:r>
+      <w:r>
+        <w:rPr>
+          <w:rFonts w:ascii="Charis SIL Regular" w:hAnsi="Charis SIL Regular" w:eastAsia="Charis SIL Regular"/>
+          <w:b w:val="0"/>
+          <w:i w:val="0"/>
+          <w:color w:val="0000FF"/>
+          <w:sz w:val="24"/>
+          <w:u w:val="single"/>
+        </w:rPr>
+        <w:t xml:space="preserve"> </w:t>
       </w:r>
       <w:r>
         <w:rPr>
@@ -2888,7 +2890,7 @@
             <w:rPr>
               <w:rStyle w:val="Hyperlink"/>
             </w:rPr>
-            <w:t>i</w:t>
+            <w:t>Carib</w:t>
           </w:r>
         </w:hyperlink>
       </w:r>
@@ -2906,20 +2908,9 @@
             <w:rPr>
               <w:rStyle w:val="Hyperlink"/>
             </w:rPr>
-            <w:t>an</w:t>
+            <w:t>be</w:t>
           </w:r>
         </w:hyperlink>
-      </w:r>
-      <w:r>
-        <w:rPr>
-          <w:rFonts w:ascii="Charis SIL Regular" w:hAnsi="Charis SIL Regular" w:eastAsia="Charis SIL Regular"/>
-          <w:b w:val="0"/>
-          <w:i w:val="0"/>
-          <w:color w:val="0000FF"/>
-          <w:sz w:val="24"/>
-          <w:u w:val="single"/>
-        </w:rPr>
-        <w:t xml:space="preserve"> </w:t>
       </w:r>
       <w:r>
         <w:rPr>
@@ -2953,89 +2944,6 @@
             <w:rPr>
               <w:rStyle w:val="Hyperlink"/>
             </w:rPr>
-            <w:t>nd</w:t>
-          </w:r>
-        </w:hyperlink>
-      </w:r>
-      <w:r>
-        <w:rPr>
-          <w:rFonts w:ascii="Charis SIL Regular" w:hAnsi="Charis SIL Regular" w:eastAsia="Charis SIL Regular"/>
-          <w:b w:val="0"/>
-          <w:i w:val="0"/>
-          <w:color w:val="0000FF"/>
-          <w:sz w:val="24"/>
-          <w:u w:val="single"/>
-        </w:rPr>
-        <w:t xml:space="preserve"> </w:t>
-      </w:r>
-      <w:r>
-        <w:rPr>
-          <w:rFonts w:ascii="Charis SIL Regular" w:hAnsi="Charis SIL Regular" w:eastAsia="Charis SIL Regular"/>
-          <w:b w:val="0"/>
-          <w:i w:val="0"/>
-          <w:color w:val="0000FF"/>
-          <w:sz w:val="24"/>
-          <w:u w:val="single"/>
-        </w:rPr>
-        <w:hyperlink r:id="rId10" w:history="1">
-          <w:r>
-            <w:rPr>
-              <w:rStyle w:val="Hyperlink"/>
-            </w:rPr>
-            <w:t>Carib</w:t>
-          </w:r>
-        </w:hyperlink>
-      </w:r>
-      <w:r>
-        <w:rPr>
-          <w:rFonts w:ascii="Charis SIL Regular" w:hAnsi="Charis SIL Regular" w:eastAsia="Charis SIL Regular"/>
-          <w:b w:val="0"/>
-          <w:i w:val="0"/>
-          <w:color w:val="0000FF"/>
-          <w:sz w:val="24"/>
-          <w:u w:val="single"/>
-        </w:rPr>
-        <w:hyperlink r:id="rId10" w:history="1">
-          <w:r>
-            <w:rPr>
-              <w:rStyle w:val="Hyperlink"/>
-            </w:rPr>
-            <w:t>be</w:t>
-          </w:r>
-        </w:hyperlink>
-      </w:r>
-      <w:r>
-        <w:rPr>
-          <w:rFonts w:ascii="Charis SIL Regular" w:hAnsi="Charis SIL Regular" w:eastAsia="Charis SIL Regular"/>
-          <w:b w:val="0"/>
-          <w:i w:val="0"/>
-          <w:color w:val="0000FF"/>
-          <w:sz w:val="24"/>
-          <w:u w:val="single"/>
-        </w:rPr>
-        <w:hyperlink r:id="rId10" w:history="1">
-          <w:r>
-            <w:rPr>
-              <w:rStyle w:val="Hyperlink"/>
-            </w:rPr>
-            <w:t>a</w:t>
-          </w:r>
-        </w:hyperlink>
-      </w:r>
-      <w:r>
-        <w:rPr>
-          <w:rFonts w:ascii="Charis SIL Regular" w:hAnsi="Charis SIL Regular" w:eastAsia="Charis SIL Regular"/>
-          <w:b w:val="0"/>
-          <w:i w:val="0"/>
-          <w:color w:val="0000FF"/>
-          <w:sz w:val="24"/>
-          <w:u w:val="single"/>
-        </w:rPr>
-        <w:hyperlink r:id="rId10" w:history="1">
-          <w:r>
-            <w:rPr>
-              <w:rStyle w:val="Hyperlink"/>
-            </w:rPr>
             <w:t>n</w:t>
           </w:r>
         </w:hyperlink>
@@ -3089,7 +2997,7 @@
           <w:sz w:val="24"/>
           <w:u w:val="single"/>
         </w:rPr>
-        <w:hyperlink r:id="rId21" w:history="1">
+        <w:hyperlink r:id="rId10" w:history="1">
           <w:r>
             <w:rPr>
               <w:rStyle w:val="Hyperlink"/>
@@ -3135,7 +3043,32 @@
           <w:color w:val="000000"/>
           <w:sz w:val="24"/>
         </w:rPr>
-        <w:t>V). Through such o</w:t>
+        <w:hyperlink r:id="rId21" w:history="1">
+          <w:r>
+            <w:rPr>
+              <w:rStyle w:val="Hyperlink"/>
+            </w:rPr>
+            <w:t>V). Th</w:t>
+          </w:r>
+        </w:hyperlink>
+      </w:r>
+      <w:r>
+        <w:rPr>
+          <w:u w:val="single" w:color="0000ff"/>
+          <w:rFonts w:ascii="Charis SIL Regular" w:hAnsi="Charis SIL Regular" w:eastAsia="Charis SIL Regular"/>
+          <w:b w:val="0"/>
+          <w:i w:val="0"/>
+          <w:color w:val="000000"/>
+          <w:sz w:val="24"/>
+        </w:rPr>
+        <w:hyperlink r:id="rId21" w:history="1">
+          <w:r>
+            <w:rPr>
+              <w:rStyle w:val="Hyperlink"/>
+            </w:rPr>
+            <w:t>rough such o</w:t>
+          </w:r>
+        </w:hyperlink>
       </w:r>
       <w:r>
         <w:rPr>
@@ -3214,13 +3147,22 @@
             <w:rPr>
               <w:rStyle w:val="Hyperlink"/>
             </w:rPr>
-            <w:t xml:space="preserve">findings </w:t>
+            <w:t>findings</w:t>
           </w:r>
         </w:hyperlink>
       </w:r>
       <w:r>
         <w:rPr>
-          <w:u w:val="single" w:color="0000ff"/>
+          <w:rFonts w:ascii="Charis SIL Regular" w:hAnsi="Charis SIL Regular" w:eastAsia="Charis SIL Regular"/>
+          <w:b w:val="0"/>
+          <w:i w:val="0"/>
+          <w:color w:val="000000"/>
+          <w:sz w:val="24"/>
+        </w:rPr>
+        <w:t xml:space="preserve"> </w:t>
+      </w:r>
+      <w:r>
+        <w:rPr>
           <w:rFonts w:ascii="Charis SIL Regular" w:hAnsi="Charis SIL Regular" w:eastAsia="Charis SIL Regular"/>
           <w:b w:val="0"/>
           <w:i w:val="0"/>
@@ -3279,12 +3221,39 @@
             <w:rPr>
               <w:rStyle w:val="Hyperlink"/>
             </w:rPr>
-            <w:t>tifi</w:t>
+            <w:t>tif</w:t>
           </w:r>
         </w:hyperlink>
       </w:r>
       <w:r>
         <w:rPr>
+          <w:rFonts w:ascii="Charis SIL Regular" w:hAnsi="Charis SIL Regular" w:eastAsia="Charis SIL Regular"/>
+          <w:b w:val="0"/>
+          <w:i w:val="0"/>
+          <w:color w:val="000000"/>
+          <w:sz w:val="24"/>
+        </w:rPr>
+        <w:hyperlink r:id="rId21" w:history="1">
+          <w:r>
+            <w:rPr>
+              <w:rStyle w:val="Hyperlink"/>
+            </w:rPr>
+            <w:t>i</w:t>
+          </w:r>
+        </w:hyperlink>
+      </w:r>
+      <w:r>
+        <w:rPr>
+          <w:rFonts w:ascii="Charis SIL Regular" w:hAnsi="Charis SIL Regular" w:eastAsia="Charis SIL Regular"/>
+          <w:b w:val="0"/>
+          <w:i w:val="0"/>
+          <w:color w:val="000000"/>
+          <w:sz w:val="24"/>
+        </w:rPr>
+        <w:t>c</w:t>
+      </w:r>
+      <w:r>
+        <w:rPr>
           <w:u w:val="single" w:color="0000ff"/>
           <w:rFonts w:ascii="Charis SIL Regular" w:hAnsi="Charis SIL Regular" w:eastAsia="Charis SIL Regular"/>
           <w:b w:val="0"/>
@@ -3292,17 +3261,61 @@
           <w:color w:val="000000"/>
           <w:sz w:val="24"/>
         </w:rPr>
-        <w:t>c research were pu</w:t>
-      </w:r>
-      <w:r>
-        <w:rPr>
+        <w:t xml:space="preserve"> </w:t>
+      </w:r>
+      <w:r>
+        <w:rPr>
+          <w:u w:val="single" w:color="0000ff"/>
           <w:rFonts w:ascii="Charis SIL Regular" w:hAnsi="Charis SIL Regular" w:eastAsia="Charis SIL Regular"/>
           <w:b w:val="0"/>
           <w:i w:val="0"/>
           <w:color w:val="000000"/>
           <w:sz w:val="24"/>
         </w:rPr>
-        <w:t>bl</w:t>
+        <w:hyperlink r:id="rId21" w:history="1">
+          <w:r>
+            <w:rPr>
+              <w:rStyle w:val="Hyperlink"/>
+            </w:rPr>
+            <w:t>research w</w:t>
+          </w:r>
+        </w:hyperlink>
+      </w:r>
+      <w:r>
+        <w:rPr>
+          <w:u w:val="single" w:color="0000ff"/>
+          <w:rFonts w:ascii="Charis SIL Regular" w:hAnsi="Charis SIL Regular" w:eastAsia="Charis SIL Regular"/>
+          <w:b w:val="0"/>
+          <w:i w:val="0"/>
+          <w:color w:val="000000"/>
+          <w:sz w:val="24"/>
+        </w:rPr>
+        <w:hyperlink r:id="rId21" w:history="1">
+          <w:r>
+            <w:rPr>
+              <w:rStyle w:val="Hyperlink"/>
+            </w:rPr>
+            <w:t>ere pub</w:t>
+          </w:r>
+        </w:hyperlink>
+      </w:r>
+      <w:r>
+        <w:rPr>
+          <w:u w:val="single" w:color="0000ff"/>
+          <w:rFonts w:ascii="Charis SIL Regular" w:hAnsi="Charis SIL Regular" w:eastAsia="Charis SIL Regular"/>
+          <w:b w:val="0"/>
+          <w:i w:val="0"/>
+          <w:color w:val="000000"/>
+          <w:sz w:val="24"/>
+        </w:rPr>
+        <w:hyperlink r:id="rId21" w:history="1">
+          <w:r>
+            <w:rPr>
+              <w:rStyle w:val="Hyperlink"/>
+            </w:rPr>
+            <w:t>l</w:t>
+          </w:r>
+        </w:hyperlink>
       </w:r>
       <w:r>
         <w:rPr>
@@ -4146,7 +4159,7 @@
           <w:sz w:val="24"/>
           <w:u w:val="single"/>
         </w:rPr>
-        <w:hyperlink r:id="rId25" w:history="1">
+        <w:hyperlink r:id="rId27" w:history="1">
           <w:r>
             <w:rPr>
               <w:rStyle w:val="Hyperlink"/>
@@ -4175,7 +4188,7 @@
           <w:sz w:val="24"/>
           <w:u w:val="single"/>
         </w:rPr>
-        <w:hyperlink r:id="rId25" w:history="1">
+        <w:hyperlink r:id="rId27" w:history="1">
           <w:r>
             <w:rPr>
               <w:rStyle w:val="Hyperlink"/>
@@ -4193,7 +4206,7 @@
           <w:sz w:val="24"/>
           <w:u w:val="single"/>
         </w:rPr>
-        <w:hyperlink r:id="rId25" w:history="1">
+        <w:hyperlink r:id="rId27" w:history="1">
           <w:r>
             <w:rPr>
               <w:rStyle w:val="Hyperlink"/>
@@ -4211,7 +4224,7 @@
           <w:sz w:val="24"/>
           <w:u w:val="single"/>
         </w:rPr>
-        <w:hyperlink r:id="rId25" w:history="1">
+        <w:hyperlink r:id="rId27" w:history="1">
           <w:r>
             <w:rPr>
               <w:rStyle w:val="Hyperlink"/>
@@ -4229,7 +4242,7 @@
           <w:sz w:val="24"/>
           <w:u w:val="single"/>
         </w:rPr>
-        <w:hyperlink r:id="rId25" w:history="1">
+        <w:hyperlink r:id="rId27" w:history="1">
           <w:r>
             <w:rPr>
               <w:rStyle w:val="Hyperlink"/>
@@ -4258,27 +4271,19 @@
           <w:i w:val="0"/>
           <w:color w:val="0000FF"/>
           <w:sz w:val="24"/>
+        </w:rPr>
+        <w:t>Mus</w:t>
+      </w:r>
+      <w:r>
+        <w:rPr>
+          <w:rFonts w:ascii="Charis SIL Regular" w:hAnsi="Charis SIL Regular" w:eastAsia="Charis SIL Regular"/>
+          <w:b w:val="0"/>
+          <w:i w:val="0"/>
+          <w:color w:val="0000FF"/>
+          <w:sz w:val="24"/>
           <w:u w:val="single"/>
         </w:rPr>
         <w:hyperlink r:id="rId27" w:history="1">
-          <w:r>
-            <w:rPr>
-              <w:rStyle w:val="Hyperlink"/>
-            </w:rPr>
-            <w:t>Mus</w:t>
-          </w:r>
-        </w:hyperlink>
-      </w:r>
-      <w:r>
-        <w:rPr>
-          <w:rFonts w:ascii="Charis SIL Regular" w:hAnsi="Charis SIL Regular" w:eastAsia="Charis SIL Regular"/>
-          <w:b w:val="0"/>
-          <w:i w:val="0"/>
-          <w:color w:val="0000FF"/>
-          <w:sz w:val="24"/>
-          <w:u w:val="single"/>
-        </w:rPr>
-        <w:hyperlink r:id="rId28" w:history="1">
           <w:r>
             <w:rPr>
               <w:rStyle w:val="Hyperlink"/>
@@ -4307,7 +4312,7 @@
           <w:sz w:val="24"/>
           <w:u w:val="single"/>
         </w:rPr>
-        <w:hyperlink r:id="rId28" w:history="1">
+        <w:hyperlink r:id="rId27" w:history="1">
           <w:r>
             <w:rPr>
               <w:rStyle w:val="Hyperlink"/>
@@ -4325,7 +4330,7 @@
           <w:sz w:val="24"/>
           <w:u w:val="single"/>
         </w:rPr>
-        <w:hyperlink r:id="rId28" w:history="1">
+        <w:hyperlink r:id="rId27" w:history="1">
           <w:r>
             <w:rPr>
               <w:rStyle w:val="Hyperlink"/>
@@ -4343,7 +4348,7 @@
           <w:color w:val="000000"/>
           <w:sz w:val="24"/>
         </w:rPr>
-        <w:hyperlink r:id="rId28" w:history="1">
+        <w:hyperlink r:id="rId27" w:history="1">
           <w:r>
             <w:rPr>
               <w:rStyle w:val="Hyperlink"/>
@@ -4411,7 +4416,7 @@
           <w:sz w:val="24"/>
           <w:u w:val="single"/>
         </w:rPr>
-        <w:hyperlink r:id="rId29" w:history="1">
+        <w:hyperlink r:id="rId28" w:history="1">
           <w:r>
             <w:rPr>
               <w:rStyle w:val="Hyperlink"/>
@@ -4429,7 +4434,7 @@
           <w:sz w:val="24"/>
           <w:u w:val="single"/>
         </w:rPr>
-        <w:hyperlink r:id="rId29" w:history="1">
+        <w:hyperlink r:id="rId28" w:history="1">
           <w:r>
             <w:rPr>
               <w:rStyle w:val="Hyperlink"/>
@@ -4458,7 +4463,7 @@
           <w:sz w:val="24"/>
           <w:u w:val="single"/>
         </w:rPr>
-        <w:hyperlink r:id="rId29" w:history="1">
+        <w:hyperlink r:id="rId28" w:history="1">
           <w:r>
             <w:rPr>
               <w:rStyle w:val="Hyperlink"/>
@@ -4536,7 +4541,7 @@
           <w:sz w:val="24"/>
           <w:u w:val="single"/>
         </w:rPr>
-        <w:hyperlink r:id="rId30" w:history="1">
+        <w:hyperlink r:id="rId29" w:history="1">
           <w:r>
             <w:rPr>
               <w:rStyle w:val="Hyperlink"/>
@@ -4565,7 +4570,7 @@
           <w:sz w:val="24"/>
           <w:u w:val="single"/>
         </w:rPr>
-        <w:hyperlink r:id="rId30" w:history="1">
+        <w:hyperlink r:id="rId29" w:history="1">
           <w:r>
             <w:rPr>
               <w:rStyle w:val="Hyperlink"/>
@@ -4593,7 +4598,7 @@
           <w:sz w:val="24"/>
           <w:u w:val="single"/>
         </w:rPr>
-        <w:hyperlink r:id="rId31" w:history="1">
+        <w:hyperlink r:id="rId30" w:history="1">
           <w:r>
             <w:rPr>
               <w:rStyle w:val="Hyperlink"/>
@@ -4621,7 +4626,7 @@
           <w:color w:val="000000"/>
           <w:sz w:val="24"/>
         </w:rPr>
-        <w:hyperlink r:id="rId30" w:history="1">
+        <w:hyperlink r:id="rId29" w:history="1">
           <w:r>
             <w:rPr>
               <w:rStyle w:val="Hyperlink"/>
@@ -4639,7 +4644,7 @@
           <w:color w:val="000000"/>
           <w:sz w:val="24"/>
         </w:rPr>
-        <w:hyperlink r:id="rId30" w:history="1">
+        <w:hyperlink r:id="rId29" w:history="1">
           <w:r>
             <w:rPr>
               <w:rStyle w:val="Hyperlink"/>
@@ -4667,7 +4672,7 @@
           <w:color w:val="000000"/>
           <w:sz w:val="24"/>
         </w:rPr>
-        <w:hyperlink r:id="rId31" w:history="1">
+        <w:hyperlink r:id="rId30" w:history="1">
           <w:r>
             <w:rPr>
               <w:rStyle w:val="Hyperlink"/>

--- a/EXPORTS/DOCX/published/niveau2/English/Indonesia.docx
+++ b/EXPORTS/DOCX/published/niveau2/English/Indonesia.docx
@@ -1592,13 +1592,21 @@
       </w:r>
       <w:r>
         <w:rPr>
+          <w:u w:val="single" w:color="0000ff"/>
           <w:rFonts w:ascii="Charis SIL Regular" w:hAnsi="Charis SIL Regular" w:eastAsia="Charis SIL Regular"/>
           <w:b w:val="0"/>
           <w:i w:val="0"/>
           <w:color w:val="000000"/>
           <w:sz w:val="24"/>
         </w:rPr>
-        <w:t>nation</w:t>
+        <w:hyperlink r:id="rId14" w:history="1">
+          <w:r>
+            <w:rPr>
+              <w:rStyle w:val="Hyperlink"/>
+            </w:rPr>
+            <w:t>nation</w:t>
+          </w:r>
+        </w:hyperlink>
       </w:r>
       <w:r>
         <w:rPr>
@@ -1713,35 +1721,7 @@
           <w:color w:val="000000"/>
           <w:sz w:val="24"/>
         </w:rPr>
-        <w:t>and 2023. Many more objects in</w:t>
-      </w:r>
-      <w:r>
-        <w:rPr>
-          <w:u w:val="single" w:color="0000ff"/>
-          <w:rFonts w:ascii="Charis SIL Regular" w:hAnsi="Charis SIL Regular" w:eastAsia="Charis SIL Regular"/>
-          <w:b w:val="0"/>
-          <w:i w:val="0"/>
-          <w:color w:val="000000"/>
-          <w:sz w:val="24"/>
-        </w:rPr>
-        <w:hyperlink r:id="rId15" w:history="1">
-          <w:r>
-            <w:rPr>
-              <w:rStyle w:val="Hyperlink"/>
-            </w:rPr>
-            <w:t xml:space="preserve"> Dutch </w:t>
-          </w:r>
-        </w:hyperlink>
-      </w:r>
-      <w:r>
-        <w:rPr>
-          <w:rFonts w:ascii="Charis SIL Regular" w:hAnsi="Charis SIL Regular" w:eastAsia="Charis SIL Regular"/>
-          <w:b w:val="0"/>
-          <w:i w:val="0"/>
-          <w:color w:val="000000"/>
-          <w:sz w:val="24"/>
-        </w:rPr>
-        <w:t>m</w:t>
+        <w:t>and 2023. Many more objects in Dutch m</w:t>
       </w:r>
       <w:r>
         <w:rPr>
@@ -2377,7 +2357,7 @@
           <w:sz w:val="24"/>
           <w:u w:val="single"/>
         </w:rPr>
-        <w:hyperlink r:id="rId20" w:history="1">
+        <w:hyperlink r:id="rId21" w:history="1">
           <w:r>
             <w:rPr>
               <w:rStyle w:val="Hyperlink"/>
@@ -2395,7 +2375,7 @@
           <w:sz w:val="24"/>
           <w:u w:val="single"/>
         </w:rPr>
-        <w:hyperlink r:id="rId20" w:history="1">
+        <w:hyperlink r:id="rId21" w:history="1">
           <w:r>
             <w:rPr>
               <w:rStyle w:val="Hyperlink"/>
@@ -2424,7 +2404,7 @@
           <w:sz w:val="24"/>
           <w:u w:val="single"/>
         </w:rPr>
-        <w:hyperlink r:id="rId20" w:history="1">
+        <w:hyperlink r:id="rId21" w:history="1">
           <w:r>
             <w:rPr>
               <w:rStyle w:val="Hyperlink"/>
@@ -2705,7 +2685,7 @@
           <w:sz w:val="24"/>
           <w:u w:val="single"/>
         </w:rPr>
-        <w:hyperlink r:id="rId21" w:history="1">
+        <w:hyperlink r:id="rId22" w:history="1">
           <w:r>
             <w:rPr>
               <w:rStyle w:val="Hyperlink"/>
@@ -2734,7 +2714,7 @@
           <w:sz w:val="24"/>
           <w:u w:val="single"/>
         </w:rPr>
-        <w:hyperlink r:id="rId21" w:history="1">
+        <w:hyperlink r:id="rId22" w:history="1">
           <w:r>
             <w:rPr>
               <w:rStyle w:val="Hyperlink"/>
@@ -2763,7 +2743,7 @@
           <w:sz w:val="24"/>
           <w:u w:val="single"/>
         </w:rPr>
-        <w:hyperlink r:id="rId21" w:history="1">
+        <w:hyperlink r:id="rId22" w:history="1">
           <w:r>
             <w:rPr>
               <w:rStyle w:val="Hyperlink"/>
@@ -2828,7 +2808,7 @@
           <w:sz w:val="24"/>
           <w:u w:val="single"/>
         </w:rPr>
-        <w:hyperlink r:id="rId21" w:history="1">
+        <w:hyperlink r:id="rId10" w:history="1">
           <w:r>
             <w:rPr>
               <w:rStyle w:val="Hyperlink"/>
@@ -2844,8 +2824,9 @@
           <w:i w:val="0"/>
           <w:color w:val="0000FF"/>
           <w:sz w:val="24"/>
-        </w:rPr>
-        <w:t xml:space="preserve"> Asian a</w:t>
+          <w:u w:val="single"/>
+        </w:rPr>
+        <w:t xml:space="preserve"> </w:t>
       </w:r>
       <w:r>
         <w:rPr>
@@ -2857,6 +2838,89 @@
           <w:u w:val="single"/>
         </w:rPr>
         <w:hyperlink r:id="rId10" w:history="1">
+          <w:r>
+            <w:rPr>
+              <w:rStyle w:val="Hyperlink"/>
+            </w:rPr>
+            <w:t>As</w:t>
+          </w:r>
+        </w:hyperlink>
+      </w:r>
+      <w:r>
+        <w:rPr>
+          <w:rFonts w:ascii="Charis SIL Regular" w:hAnsi="Charis SIL Regular" w:eastAsia="Charis SIL Regular"/>
+          <w:b w:val="0"/>
+          <w:i w:val="0"/>
+          <w:color w:val="0000FF"/>
+          <w:sz w:val="24"/>
+          <w:u w:val="single"/>
+        </w:rPr>
+        <w:hyperlink r:id="rId10" w:history="1">
+          <w:r>
+            <w:rPr>
+              <w:rStyle w:val="Hyperlink"/>
+            </w:rPr>
+            <w:t>i</w:t>
+          </w:r>
+        </w:hyperlink>
+      </w:r>
+      <w:r>
+        <w:rPr>
+          <w:rFonts w:ascii="Charis SIL Regular" w:hAnsi="Charis SIL Regular" w:eastAsia="Charis SIL Regular"/>
+          <w:b w:val="0"/>
+          <w:i w:val="0"/>
+          <w:color w:val="0000FF"/>
+          <w:sz w:val="24"/>
+          <w:u w:val="single"/>
+        </w:rPr>
+        <w:hyperlink r:id="rId10" w:history="1">
+          <w:r>
+            <w:rPr>
+              <w:rStyle w:val="Hyperlink"/>
+            </w:rPr>
+            <w:t>an</w:t>
+          </w:r>
+        </w:hyperlink>
+      </w:r>
+      <w:r>
+        <w:rPr>
+          <w:rFonts w:ascii="Charis SIL Regular" w:hAnsi="Charis SIL Regular" w:eastAsia="Charis SIL Regular"/>
+          <w:b w:val="0"/>
+          <w:i w:val="0"/>
+          <w:color w:val="0000FF"/>
+          <w:sz w:val="24"/>
+          <w:u w:val="single"/>
+        </w:rPr>
+        <w:t xml:space="preserve"> </w:t>
+      </w:r>
+      <w:r>
+        <w:rPr>
+          <w:rFonts w:ascii="Charis SIL Regular" w:hAnsi="Charis SIL Regular" w:eastAsia="Charis SIL Regular"/>
+          <w:b w:val="0"/>
+          <w:i w:val="0"/>
+          <w:color w:val="0000FF"/>
+          <w:sz w:val="24"/>
+          <w:u w:val="single"/>
+        </w:rPr>
+        <w:hyperlink r:id="rId22" w:history="1">
+          <w:r>
+            <w:rPr>
+              <w:rStyle w:val="Hyperlink"/>
+            </w:rPr>
+            <w:t>a</w:t>
+          </w:r>
+        </w:hyperlink>
+      </w:r>
+      <w:r>
+        <w:rPr>
+          <w:rFonts w:ascii="Charis SIL Regular" w:hAnsi="Charis SIL Regular" w:eastAsia="Charis SIL Regular"/>
+          <w:b w:val="0"/>
+          <w:i w:val="0"/>
+          <w:color w:val="0000FF"/>
+          <w:sz w:val="24"/>
+          <w:u w:val="single"/>
+        </w:rPr>
+        <w:hyperlink r:id="rId22" w:history="1">
           <w:r>
             <w:rPr>
               <w:rStyle w:val="Hyperlink"/>
@@ -2885,7 +2949,7 @@
           <w:sz w:val="24"/>
           <w:u w:val="single"/>
         </w:rPr>
-        <w:hyperlink r:id="rId10" w:history="1">
+        <w:hyperlink r:id="rId22" w:history="1">
           <w:r>
             <w:rPr>
               <w:rStyle w:val="Hyperlink"/>
@@ -2903,7 +2967,7 @@
           <w:sz w:val="24"/>
           <w:u w:val="single"/>
         </w:rPr>
-        <w:hyperlink r:id="rId10" w:history="1">
+        <w:hyperlink r:id="rId22" w:history="1">
           <w:r>
             <w:rPr>
               <w:rStyle w:val="Hyperlink"/>
@@ -3015,7 +3079,7 @@
           <w:sz w:val="24"/>
           <w:u w:val="single"/>
         </w:rPr>
-        <w:hyperlink r:id="rId21" w:history="1">
+        <w:hyperlink r:id="rId22" w:history="1">
           <w:r>
             <w:rPr>
               <w:rStyle w:val="Hyperlink"/>
@@ -3043,7 +3107,7 @@
           <w:color w:val="000000"/>
           <w:sz w:val="24"/>
         </w:rPr>
-        <w:hyperlink r:id="rId21" w:history="1">
+        <w:hyperlink r:id="rId22" w:history="1">
           <w:r>
             <w:rPr>
               <w:rStyle w:val="Hyperlink"/>
@@ -3061,7 +3125,7 @@
           <w:color w:val="000000"/>
           <w:sz w:val="24"/>
         </w:rPr>
-        <w:hyperlink r:id="rId21" w:history="1">
+        <w:hyperlink r:id="rId22" w:history="1">
           <w:r>
             <w:rPr>
               <w:rStyle w:val="Hyperlink"/>
@@ -3079,7 +3143,7 @@
           <w:color w:val="000000"/>
           <w:sz w:val="24"/>
         </w:rPr>
-        <w:hyperlink r:id="rId21" w:history="1">
+        <w:hyperlink r:id="rId22" w:history="1">
           <w:r>
             <w:rPr>
               <w:rStyle w:val="Hyperlink"/>
@@ -3097,7 +3161,7 @@
           <w:color w:val="000000"/>
           <w:sz w:val="24"/>
         </w:rPr>
-        <w:hyperlink r:id="rId21" w:history="1">
+        <w:hyperlink r:id="rId22" w:history="1">
           <w:r>
             <w:rPr>
               <w:rStyle w:val="Hyperlink"/>
@@ -3114,7 +3178,7 @@
           <w:color w:val="000000"/>
           <w:sz w:val="24"/>
         </w:rPr>
-        <w:hyperlink r:id="rId21" w:history="1">
+        <w:hyperlink r:id="rId22" w:history="1">
           <w:r>
             <w:rPr>
               <w:rStyle w:val="Hyperlink"/>
@@ -3142,7 +3206,7 @@
           <w:color w:val="000000"/>
           <w:sz w:val="24"/>
         </w:rPr>
-        <w:hyperlink r:id="rId21" w:history="1">
+        <w:hyperlink r:id="rId22" w:history="1">
           <w:r>
             <w:rPr>
               <w:rStyle w:val="Hyperlink"/>
@@ -3180,7 +3244,7 @@
           <w:color w:val="000000"/>
           <w:sz w:val="24"/>
         </w:rPr>
-        <w:hyperlink r:id="rId21" w:history="1">
+        <w:hyperlink r:id="rId22" w:history="1">
           <w:r>
             <w:rPr>
               <w:rStyle w:val="Hyperlink"/>
@@ -3198,7 +3262,7 @@
           <w:color w:val="000000"/>
           <w:sz w:val="24"/>
         </w:rPr>
-        <w:hyperlink r:id="rId21" w:history="1">
+        <w:hyperlink r:id="rId22" w:history="1">
           <w:r>
             <w:rPr>
               <w:rStyle w:val="Hyperlink"/>
@@ -3216,7 +3280,7 @@
           <w:color w:val="000000"/>
           <w:sz w:val="24"/>
         </w:rPr>
-        <w:hyperlink r:id="rId21" w:history="1">
+        <w:hyperlink r:id="rId22" w:history="1">
           <w:r>
             <w:rPr>
               <w:rStyle w:val="Hyperlink"/>
@@ -3233,7 +3297,7 @@
           <w:color w:val="000000"/>
           <w:sz w:val="24"/>
         </w:rPr>
-        <w:hyperlink r:id="rId21" w:history="1">
+        <w:hyperlink r:id="rId22" w:history="1">
           <w:r>
             <w:rPr>
               <w:rStyle w:val="Hyperlink"/>
@@ -3272,7 +3336,7 @@
           <w:color w:val="000000"/>
           <w:sz w:val="24"/>
         </w:rPr>
-        <w:hyperlink r:id="rId21" w:history="1">
+        <w:hyperlink r:id="rId22" w:history="1">
           <w:r>
             <w:rPr>
               <w:rStyle w:val="Hyperlink"/>
@@ -3290,7 +3354,7 @@
           <w:color w:val="000000"/>
           <w:sz w:val="24"/>
         </w:rPr>
-        <w:hyperlink r:id="rId21" w:history="1">
+        <w:hyperlink r:id="rId22" w:history="1">
           <w:r>
             <w:rPr>
               <w:rStyle w:val="Hyperlink"/>
@@ -3308,7 +3372,7 @@
           <w:color w:val="000000"/>
           <w:sz w:val="24"/>
         </w:rPr>
-        <w:hyperlink r:id="rId21" w:history="1">
+        <w:hyperlink r:id="rId22" w:history="1">
           <w:r>
             <w:rPr>
               <w:rStyle w:val="Hyperlink"/>
@@ -3326,7 +3390,7 @@
           <w:color w:val="000000"/>
           <w:sz w:val="24"/>
         </w:rPr>
-        <w:hyperlink r:id="rId21" w:history="1">
+        <w:hyperlink r:id="rId22" w:history="1">
           <w:r>
             <w:rPr>
               <w:rStyle w:val="Hyperlink"/>
@@ -3384,7 +3448,7 @@
           <w:sz w:val="24"/>
           <w:u w:val="single"/>
         </w:rPr>
-        <w:hyperlink r:id="rId22" w:history="1">
+        <w:hyperlink r:id="rId23" w:history="1">
           <w:r>
             <w:rPr>
               <w:rStyle w:val="Hyperlink"/>
@@ -3413,7 +3477,7 @@
           <w:sz w:val="24"/>
           <w:u w:val="single"/>
         </w:rPr>
-        <w:hyperlink r:id="rId22" w:history="1">
+        <w:hyperlink r:id="rId23" w:history="1">
           <w:r>
             <w:rPr>
               <w:rStyle w:val="Hyperlink"/>
@@ -3574,7 +3638,7 @@
           <w:sz w:val="24"/>
           <w:u w:val="single"/>
         </w:rPr>
-        <w:hyperlink r:id="rId23" w:history="1">
+        <w:hyperlink r:id="rId24" w:history="1">
           <w:r>
             <w:rPr>
               <w:rStyle w:val="Hyperlink"/>
@@ -3603,7 +3667,7 @@
           <w:sz w:val="24"/>
           <w:u w:val="single"/>
         </w:rPr>
-        <w:hyperlink r:id="rId23" w:history="1">
+        <w:hyperlink r:id="rId24" w:history="1">
           <w:r>
             <w:rPr>
               <w:rStyle w:val="Hyperlink"/>
@@ -3833,7 +3897,7 @@
           <w:sz w:val="24"/>
           <w:u w:val="single"/>
         </w:rPr>
-        <w:hyperlink r:id="rId24" w:history="1">
+        <w:hyperlink r:id="rId25" w:history="1">
           <w:r>
             <w:rPr>
               <w:rStyle w:val="Hyperlink"/>
@@ -3862,7 +3926,7 @@
           <w:sz w:val="24"/>
           <w:u w:val="single"/>
         </w:rPr>
-        <w:hyperlink r:id="rId24" w:history="1">
+        <w:hyperlink r:id="rId25" w:history="1">
           <w:r>
             <w:rPr>
               <w:rStyle w:val="Hyperlink"/>
@@ -3891,7 +3955,7 @@
           <w:sz w:val="24"/>
           <w:u w:val="single"/>
         </w:rPr>
-        <w:hyperlink r:id="rId24" w:history="1">
+        <w:hyperlink r:id="rId25" w:history="1">
           <w:r>
             <w:rPr>
               <w:rStyle w:val="Hyperlink"/>
@@ -3920,7 +3984,7 @@
           <w:sz w:val="24"/>
           <w:u w:val="single"/>
         </w:rPr>
-        <w:hyperlink r:id="rId24" w:history="1">
+        <w:hyperlink r:id="rId25" w:history="1">
           <w:r>
             <w:rPr>
               <w:rStyle w:val="Hyperlink"/>
@@ -3949,7 +4013,7 @@
           <w:sz w:val="24"/>
           <w:u w:val="single"/>
         </w:rPr>
-        <w:hyperlink r:id="rId24" w:history="1">
+        <w:hyperlink r:id="rId25" w:history="1">
           <w:r>
             <w:rPr>
               <w:rStyle w:val="Hyperlink"/>
@@ -4017,7 +4081,7 @@
           <w:sz w:val="24"/>
           <w:u w:val="single"/>
         </w:rPr>
-        <w:hyperlink r:id="rId25" w:history="1">
+        <w:hyperlink r:id="rId26" w:history="1">
           <w:r>
             <w:rPr>
               <w:rStyle w:val="Hyperlink"/>
@@ -4046,7 +4110,7 @@
           <w:sz w:val="24"/>
           <w:u w:val="single"/>
         </w:rPr>
-        <w:hyperlink r:id="rId25" w:history="1">
+        <w:hyperlink r:id="rId26" w:history="1">
           <w:r>
             <w:rPr>
               <w:rStyle w:val="Hyperlink"/>
@@ -4075,7 +4139,7 @@
           <w:sz w:val="24"/>
           <w:u w:val="single"/>
         </w:rPr>
-        <w:hyperlink r:id="rId25" w:history="1">
+        <w:hyperlink r:id="rId26" w:history="1">
           <w:r>
             <w:rPr>
               <w:rStyle w:val="Hyperlink"/>
@@ -4131,7 +4195,7 @@
           <w:sz w:val="24"/>
           <w:u w:val="single"/>
         </w:rPr>
-        <w:hyperlink r:id="rId26" w:history="1">
+        <w:hyperlink r:id="rId27" w:history="1">
           <w:r>
             <w:rPr>
               <w:rStyle w:val="Hyperlink"/>
@@ -4159,7 +4223,7 @@
           <w:sz w:val="24"/>
           <w:u w:val="single"/>
         </w:rPr>
-        <w:hyperlink r:id="rId27" w:history="1">
+        <w:hyperlink r:id="rId26" w:history="1">
           <w:r>
             <w:rPr>
               <w:rStyle w:val="Hyperlink"/>
@@ -4188,7 +4252,7 @@
           <w:sz w:val="24"/>
           <w:u w:val="single"/>
         </w:rPr>
-        <w:hyperlink r:id="rId27" w:history="1">
+        <w:hyperlink r:id="rId28" w:history="1">
           <w:r>
             <w:rPr>
               <w:rStyle w:val="Hyperlink"/>
@@ -4206,7 +4270,7 @@
           <w:sz w:val="24"/>
           <w:u w:val="single"/>
         </w:rPr>
-        <w:hyperlink r:id="rId27" w:history="1">
+        <w:hyperlink r:id="rId28" w:history="1">
           <w:r>
             <w:rPr>
               <w:rStyle w:val="Hyperlink"/>
@@ -4224,7 +4288,7 @@
           <w:sz w:val="24"/>
           <w:u w:val="single"/>
         </w:rPr>
-        <w:hyperlink r:id="rId27" w:history="1">
+        <w:hyperlink r:id="rId28" w:history="1">
           <w:r>
             <w:rPr>
               <w:rStyle w:val="Hyperlink"/>
@@ -4242,7 +4306,7 @@
           <w:sz w:val="24"/>
           <w:u w:val="single"/>
         </w:rPr>
-        <w:hyperlink r:id="rId27" w:history="1">
+        <w:hyperlink r:id="rId28" w:history="1">
           <w:r>
             <w:rPr>
               <w:rStyle w:val="Hyperlink"/>
@@ -4271,8 +4335,16 @@
           <w:i w:val="0"/>
           <w:color w:val="0000FF"/>
           <w:sz w:val="24"/>
-        </w:rPr>
-        <w:t>Mus</w:t>
+          <w:u w:val="single"/>
+        </w:rPr>
+        <w:hyperlink r:id="rId29" w:history="1">
+          <w:r>
+            <w:rPr>
+              <w:rStyle w:val="Hyperlink"/>
+            </w:rPr>
+            <w:t>Mus</w:t>
+          </w:r>
+        </w:hyperlink>
       </w:r>
       <w:r>
         <w:rPr>
@@ -4283,7 +4355,7 @@
           <w:sz w:val="24"/>
           <w:u w:val="single"/>
         </w:rPr>
-        <w:hyperlink r:id="rId27" w:history="1">
+        <w:hyperlink r:id="rId29" w:history="1">
           <w:r>
             <w:rPr>
               <w:rStyle w:val="Hyperlink"/>
@@ -4312,7 +4384,7 @@
           <w:sz w:val="24"/>
           <w:u w:val="single"/>
         </w:rPr>
-        <w:hyperlink r:id="rId27" w:history="1">
+        <w:hyperlink r:id="rId29" w:history="1">
           <w:r>
             <w:rPr>
               <w:rStyle w:val="Hyperlink"/>
@@ -4330,7 +4402,7 @@
           <w:sz w:val="24"/>
           <w:u w:val="single"/>
         </w:rPr>
-        <w:hyperlink r:id="rId27" w:history="1">
+        <w:hyperlink r:id="rId28" w:history="1">
           <w:r>
             <w:rPr>
               <w:rStyle w:val="Hyperlink"/>
@@ -4348,7 +4420,7 @@
           <w:color w:val="000000"/>
           <w:sz w:val="24"/>
         </w:rPr>
-        <w:hyperlink r:id="rId27" w:history="1">
+        <w:hyperlink r:id="rId28" w:history="1">
           <w:r>
             <w:rPr>
               <w:rStyle w:val="Hyperlink"/>
@@ -4416,7 +4488,7 @@
           <w:sz w:val="24"/>
           <w:u w:val="single"/>
         </w:rPr>
-        <w:hyperlink r:id="rId28" w:history="1">
+        <w:hyperlink r:id="rId30" w:history="1">
           <w:r>
             <w:rPr>
               <w:rStyle w:val="Hyperlink"/>
@@ -4434,7 +4506,7 @@
           <w:sz w:val="24"/>
           <w:u w:val="single"/>
         </w:rPr>
-        <w:hyperlink r:id="rId28" w:history="1">
+        <w:hyperlink r:id="rId30" w:history="1">
           <w:r>
             <w:rPr>
               <w:rStyle w:val="Hyperlink"/>
@@ -4463,7 +4535,7 @@
           <w:sz w:val="24"/>
           <w:u w:val="single"/>
         </w:rPr>
-        <w:hyperlink r:id="rId28" w:history="1">
+        <w:hyperlink r:id="rId30" w:history="1">
           <w:r>
             <w:rPr>
               <w:rStyle w:val="Hyperlink"/>
@@ -4541,7 +4613,7 @@
           <w:sz w:val="24"/>
           <w:u w:val="single"/>
         </w:rPr>
-        <w:hyperlink r:id="rId29" w:history="1">
+        <w:hyperlink r:id="rId31" w:history="1">
           <w:r>
             <w:rPr>
               <w:rStyle w:val="Hyperlink"/>
@@ -4570,7 +4642,7 @@
           <w:sz w:val="24"/>
           <w:u w:val="single"/>
         </w:rPr>
-        <w:hyperlink r:id="rId29" w:history="1">
+        <w:hyperlink r:id="rId31" w:history="1">
           <w:r>
             <w:rPr>
               <w:rStyle w:val="Hyperlink"/>
@@ -4598,7 +4670,7 @@
           <w:sz w:val="24"/>
           <w:u w:val="single"/>
         </w:rPr>
-        <w:hyperlink r:id="rId30" w:history="1">
+        <w:hyperlink r:id="rId32" w:history="1">
           <w:r>
             <w:rPr>
               <w:rStyle w:val="Hyperlink"/>
@@ -4626,7 +4698,7 @@
           <w:color w:val="000000"/>
           <w:sz w:val="24"/>
         </w:rPr>
-        <w:hyperlink r:id="rId29" w:history="1">
+        <w:hyperlink r:id="rId31" w:history="1">
           <w:r>
             <w:rPr>
               <w:rStyle w:val="Hyperlink"/>
@@ -4644,7 +4716,7 @@
           <w:color w:val="000000"/>
           <w:sz w:val="24"/>
         </w:rPr>
-        <w:hyperlink r:id="rId29" w:history="1">
+        <w:hyperlink r:id="rId31" w:history="1">
           <w:r>
             <w:rPr>
               <w:rStyle w:val="Hyperlink"/>
@@ -4672,7 +4744,7 @@
           <w:color w:val="000000"/>
           <w:sz w:val="24"/>
         </w:rPr>
-        <w:hyperlink r:id="rId30" w:history="1">
+        <w:hyperlink r:id="rId32" w:history="1">
           <w:r>
             <w:rPr>
               <w:rStyle w:val="Hyperlink"/>

--- a/EXPORTS/DOCX/published/niveau2/English/Indonesia.docx
+++ b/EXPORTS/DOCX/published/niveau2/English/Indonesia.docx
@@ -1269,13 +1269,57 @@
       </w:r>
       <w:r>
         <w:rPr>
+          <w:u w:val="single" w:color="0000ff"/>
           <w:rFonts w:ascii="Charis SIL Regular" w:hAnsi="Charis SIL Regular" w:eastAsia="Charis SIL Regular"/>
           <w:b w:val="0"/>
           <w:i w:val="0"/>
           <w:color w:val="000000"/>
           <w:sz w:val="24"/>
         </w:rPr>
-        <w:t xml:space="preserve">Genootschap, see </w:t>
+        <w:hyperlink r:id="rId12" w:history="1">
+          <w:r>
+            <w:rPr>
+              <w:rStyle w:val="Hyperlink"/>
+            </w:rPr>
+            <w:t>Genoo</w:t>
+          </w:r>
+        </w:hyperlink>
+      </w:r>
+      <w:r>
+        <w:rPr>
+          <w:u w:val="single" w:color="0000ff"/>
+          <w:rFonts w:ascii="Charis SIL Regular" w:hAnsi="Charis SIL Regular" w:eastAsia="Charis SIL Regular"/>
+          <w:b w:val="0"/>
+          <w:i w:val="0"/>
+          <w:color w:val="000000"/>
+          <w:sz w:val="24"/>
+        </w:rPr>
+        <w:hyperlink r:id="rId12" w:history="1">
+          <w:r>
+            <w:rPr>
+              <w:rStyle w:val="Hyperlink"/>
+            </w:rPr>
+            <w:t>t</w:t>
+          </w:r>
+        </w:hyperlink>
+      </w:r>
+      <w:r>
+        <w:rPr>
+          <w:u w:val="single" w:color="0000ff"/>
+          <w:rFonts w:ascii="Charis SIL Regular" w:hAnsi="Charis SIL Regular" w:eastAsia="Charis SIL Regular"/>
+          <w:b w:val="0"/>
+          <w:i w:val="0"/>
+          <w:color w:val="000000"/>
+          <w:sz w:val="24"/>
+        </w:rPr>
+        <w:hyperlink r:id="rId12" w:history="1">
+          <w:r>
+            <w:rPr>
+              <w:rStyle w:val="Hyperlink"/>
+            </w:rPr>
+            <w:t xml:space="preserve">schap, see </w:t>
+          </w:r>
+        </w:hyperlink>
       </w:r>
       <w:r>
         <w:rPr>
@@ -1721,7 +1765,36 @@
           <w:color w:val="000000"/>
           <w:sz w:val="24"/>
         </w:rPr>
-        <w:t>and 2023. Many more objects in Dutch m</w:t>
+        <w:t>and 2023. Many more objects in</w:t>
+      </w:r>
+      <w:r>
+        <w:rPr>
+          <w:u w:val="single" w:color="0000ff"/>
+          <w:rFonts w:ascii="Charis SIL Regular" w:hAnsi="Charis SIL Regular" w:eastAsia="Charis SIL Regular"/>
+          <w:b w:val="0"/>
+          <w:i w:val="0"/>
+          <w:color w:val="000000"/>
+          <w:sz w:val="24"/>
+        </w:rPr>
+        <w:hyperlink r:id="rId15" w:history="1">
+          <w:r>
+            <w:rPr>
+              <w:rStyle w:val="Hyperlink"/>
+            </w:rPr>
+            <w:t xml:space="preserve"> Dutch </w:t>
+          </w:r>
+        </w:hyperlink>
+      </w:r>
+      <w:r>
+        <w:rPr>
+          <w:u w:val="single" w:color="0000ff"/>
+          <w:rFonts w:ascii="Charis SIL Regular" w:hAnsi="Charis SIL Regular" w:eastAsia="Charis SIL Regular"/>
+          <w:b w:val="0"/>
+          <w:i w:val="0"/>
+          <w:color w:val="000000"/>
+          <w:sz w:val="24"/>
+        </w:rPr>
+        <w:t>m</w:t>
       </w:r>
       <w:r>
         <w:rPr>
@@ -2404,7 +2477,7 @@
           <w:sz w:val="24"/>
           <w:u w:val="single"/>
         </w:rPr>
-        <w:hyperlink r:id="rId21" w:history="1">
+        <w:hyperlink r:id="rId20" w:history="1">
           <w:r>
             <w:rPr>
               <w:rStyle w:val="Hyperlink"/>
@@ -2837,7 +2910,7 @@
           <w:sz w:val="24"/>
           <w:u w:val="single"/>
         </w:rPr>
-        <w:hyperlink r:id="rId10" w:history="1">
+        <w:hyperlink r:id="rId22" w:history="1">
           <w:r>
             <w:rPr>
               <w:rStyle w:val="Hyperlink"/>
@@ -2855,7 +2928,7 @@
           <w:sz w:val="24"/>
           <w:u w:val="single"/>
         </w:rPr>
-        <w:hyperlink r:id="rId10" w:history="1">
+        <w:hyperlink r:id="rId22" w:history="1">
           <w:r>
             <w:rPr>
               <w:rStyle w:val="Hyperlink"/>
@@ -2873,7 +2946,7 @@
           <w:sz w:val="24"/>
           <w:u w:val="single"/>
         </w:rPr>
-        <w:hyperlink r:id="rId10" w:history="1">
+        <w:hyperlink r:id="rId22" w:history="1">
           <w:r>
             <w:rPr>
               <w:rStyle w:val="Hyperlink"/>
@@ -2920,7 +2993,7 @@
           <w:sz w:val="24"/>
           <w:u w:val="single"/>
         </w:rPr>
-        <w:hyperlink r:id="rId22" w:history="1">
+        <w:hyperlink r:id="rId10" w:history="1">
           <w:r>
             <w:rPr>
               <w:rStyle w:val="Hyperlink"/>
@@ -2949,7 +3022,7 @@
           <w:sz w:val="24"/>
           <w:u w:val="single"/>
         </w:rPr>
-        <w:hyperlink r:id="rId22" w:history="1">
+        <w:hyperlink r:id="rId10" w:history="1">
           <w:r>
             <w:rPr>
               <w:rStyle w:val="Hyperlink"/>
@@ -2967,7 +3040,7 @@
           <w:sz w:val="24"/>
           <w:u w:val="single"/>
         </w:rPr>
-        <w:hyperlink r:id="rId22" w:history="1">
+        <w:hyperlink r:id="rId10" w:history="1">
           <w:r>
             <w:rPr>
               <w:rStyle w:val="Hyperlink"/>
@@ -3217,6 +3290,7 @@
       </w:r>
       <w:r>
         <w:rPr>
+          <w:u w:val="single" w:color="0000ff"/>
           <w:rFonts w:ascii="Charis SIL Regular" w:hAnsi="Charis SIL Regular" w:eastAsia="Charis SIL Regular"/>
           <w:b w:val="0"/>
           <w:i w:val="0"/>
@@ -4221,56 +4295,19 @@
           <w:i w:val="0"/>
           <w:color w:val="0000FF"/>
           <w:sz w:val="24"/>
+        </w:rPr>
+        <w:t>Rijksmuseum A</w:t>
+      </w:r>
+      <w:r>
+        <w:rPr>
+          <w:rFonts w:ascii="Charis SIL Regular" w:hAnsi="Charis SIL Regular" w:eastAsia="Charis SIL Regular"/>
+          <w:b w:val="0"/>
+          <w:i w:val="0"/>
+          <w:color w:val="0000FF"/>
+          <w:sz w:val="24"/>
           <w:u w:val="single"/>
         </w:rPr>
         <w:hyperlink r:id="rId26" w:history="1">
-          <w:r>
-            <w:rPr>
-              <w:rStyle w:val="Hyperlink"/>
-            </w:rPr>
-            <w:t>Rijksmuseum</w:t>
-          </w:r>
-        </w:hyperlink>
-      </w:r>
-      <w:r>
-        <w:rPr>
-          <w:rFonts w:ascii="Charis SIL Regular" w:hAnsi="Charis SIL Regular" w:eastAsia="Charis SIL Regular"/>
-          <w:b w:val="0"/>
-          <w:i w:val="0"/>
-          <w:color w:val="0000FF"/>
-          <w:sz w:val="24"/>
-          <w:u w:val="single"/>
-        </w:rPr>
-        <w:t xml:space="preserve"> </w:t>
-      </w:r>
-      <w:r>
-        <w:rPr>
-          <w:rFonts w:ascii="Charis SIL Regular" w:hAnsi="Charis SIL Regular" w:eastAsia="Charis SIL Regular"/>
-          <w:b w:val="0"/>
-          <w:i w:val="0"/>
-          <w:color w:val="0000FF"/>
-          <w:sz w:val="24"/>
-          <w:u w:val="single"/>
-        </w:rPr>
-        <w:hyperlink r:id="rId28" w:history="1">
-          <w:r>
-            <w:rPr>
-              <w:rStyle w:val="Hyperlink"/>
-            </w:rPr>
-            <w:t>A</w:t>
-          </w:r>
-        </w:hyperlink>
-      </w:r>
-      <w:r>
-        <w:rPr>
-          <w:rFonts w:ascii="Charis SIL Regular" w:hAnsi="Charis SIL Regular" w:eastAsia="Charis SIL Regular"/>
-          <w:b w:val="0"/>
-          <w:i w:val="0"/>
-          <w:color w:val="0000FF"/>
-          <w:sz w:val="24"/>
-          <w:u w:val="single"/>
-        </w:rPr>
-        <w:hyperlink r:id="rId28" w:history="1">
           <w:r>
             <w:rPr>
               <w:rStyle w:val="Hyperlink"/>
@@ -4288,7 +4325,7 @@
           <w:sz w:val="24"/>
           <w:u w:val="single"/>
         </w:rPr>
-        <w:hyperlink r:id="rId28" w:history="1">
+        <w:hyperlink r:id="rId26" w:history="1">
           <w:r>
             <w:rPr>
               <w:rStyle w:val="Hyperlink"/>
@@ -4306,7 +4343,7 @@
           <w:sz w:val="24"/>
           <w:u w:val="single"/>
         </w:rPr>
-        <w:hyperlink r:id="rId28" w:history="1">
+        <w:hyperlink r:id="rId26" w:history="1">
           <w:r>
             <w:rPr>
               <w:rStyle w:val="Hyperlink"/>
@@ -4337,7 +4374,7 @@
           <w:sz w:val="24"/>
           <w:u w:val="single"/>
         </w:rPr>
-        <w:hyperlink r:id="rId29" w:history="1">
+        <w:hyperlink r:id="rId28" w:history="1">
           <w:r>
             <w:rPr>
               <w:rStyle w:val="Hyperlink"/>
@@ -4402,7 +4439,7 @@
           <w:sz w:val="24"/>
           <w:u w:val="single"/>
         </w:rPr>
-        <w:hyperlink r:id="rId28" w:history="1">
+        <w:hyperlink r:id="rId29" w:history="1">
           <w:r>
             <w:rPr>
               <w:rStyle w:val="Hyperlink"/>
@@ -4420,7 +4457,7 @@
           <w:color w:val="000000"/>
           <w:sz w:val="24"/>
         </w:rPr>
-        <w:hyperlink r:id="rId28" w:history="1">
+        <w:hyperlink r:id="rId29" w:history="1">
           <w:r>
             <w:rPr>
               <w:rStyle w:val="Hyperlink"/>
